--- a/docs/ColePay-Quinto-Profe.docx
+++ b/docs/ColePay-Quinto-Profe.docx
@@ -61,7 +61,7 @@
           <w:sz w:val="52"/>
           <w:szCs w:val="52"/>
         </w:rPr>
-        <w:t xml:space="preserve">El panel de quinto en 10 pantallas</w:t>
+        <w:t xml:space="preserve">El panel de quinto en 11 pantallas</w:t>
       </w:r>
     </w:p>
     <w:p>
@@ -204,7 +204,7 @@
                 <w:sz w:val="19"/>
                 <w:szCs w:val="19"/>
               </w:rPr>
-              <w:t xml:space="preserve">Cada banco lo operan sus empleados desde su propio mostrador.</w:t>
+              <w:t xml:space="preserve">Cada banco lo operan sus empleados desde su propio mostrador, y sólo con los clientes que adhieren.</w:t>
             </w:r>
           </w:p>
         </w:tc>
@@ -272,7 +272,7 @@
           <w:szCs w:val="18"/>
           <w:shd w:fill="0FA36B" w:color="auto" w:val="clear"/>
         </w:rPr>
-        <w:t xml:space="preserve"> 1 de 10 </w:t>
+        <w:t xml:space="preserve"> 1 de 11 </w:t>
       </w:r>
       <w:r>
         <w:rPr>
@@ -514,7 +514,7 @@
           <w:szCs w:val="18"/>
           <w:shd w:fill="0FA36B" w:color="auto" w:val="clear"/>
         </w:rPr>
-        <w:t xml:space="preserve"> 2 de 10 </w:t>
+        <w:t xml:space="preserve"> 2 de 11 </w:t>
       </w:r>
       <w:r>
         <w:rPr>
@@ -674,7 +674,7 @@
                 <w:sz w:val="20"/>
                 <w:szCs w:val="20"/>
               </w:rPr>
-              <w:t xml:space="preserve">Alumnos: las cuentas de tercero</w:t>
+              <w:t xml:space="preserve">Alumnos: las cuentas de quinto</w:t>
             </w:r>
           </w:p>
           <w:p>
@@ -843,7 +843,7 @@
           <w:szCs w:val="18"/>
           <w:shd w:fill="0FA36B" w:color="auto" w:val="clear"/>
         </w:rPr>
-        <w:t xml:space="preserve"> 3 de 10 </w:t>
+        <w:t xml:space="preserve"> 3 de 11 </w:t>
       </w:r>
       <w:r>
         <w:rPr>
@@ -1029,7 +1029,7 @@
                 <w:sz w:val="20"/>
                 <w:szCs w:val="20"/>
               </w:rPr>
-              <w:t xml:space="preserve">Cuántos lo atienden</w:t>
+              <w:t xml:space="preserve">Cuántos lo atienden y cuántos clientes tiene</w:t>
             </w:r>
           </w:p>
         </w:tc>
@@ -1177,7 +1177,7 @@
           <w:szCs w:val="18"/>
           <w:shd w:fill="0FA36B" w:color="auto" w:val="clear"/>
         </w:rPr>
-        <w:t xml:space="preserve"> 4 de 10 </w:t>
+        <w:t xml:space="preserve"> 4 de 11 </w:t>
       </w:r>
       <w:r>
         <w:rPr>
@@ -1558,7 +1558,7 @@
           <w:szCs w:val="18"/>
           <w:shd w:fill="0FA36B" w:color="auto" w:val="clear"/>
         </w:rPr>
-        <w:t xml:space="preserve"> 5 de 10 </w:t>
+        <w:t xml:space="preserve"> 5 de 11 </w:t>
       </w:r>
       <w:r>
         <w:rPr>
@@ -1834,6 +1834,32 @@
                 <w:sz w:val="20"/>
                 <w:szCs w:val="20"/>
               </w:rPr>
+              <w:t xml:space="preserve">El banco donde va a atender</w:t>
+            </w:r>
+          </w:p>
+          <w:p>
+            <w:pPr>
+              <w:spacing w:after="80" w:line="264"/>
+              <w:ind w:left="300" w:hanging="300"/>
+            </w:pPr>
+            <w:r>
+              <w:rPr>
+                <w:rFonts w:ascii="Calibri" w:cs="Calibri" w:eastAsia="Calibri" w:hAnsi="Calibri"/>
+                <w:b/>
+                <w:bCs/>
+                <w:color w:val="D6104A"/>
+                <w:sz w:val="24"/>
+                <w:szCs w:val="24"/>
+              </w:rPr>
+              <w:t xml:space="preserve">⑥ </w:t>
+            </w:r>
+            <w:r>
+              <w:rPr>
+                <w:rFonts w:ascii="Calibri" w:cs="Calibri" w:eastAsia="Calibri" w:hAnsi="Calibri"/>
+                <w:color w:val="111827"/>
+                <w:sz w:val="20"/>
+                <w:szCs w:val="20"/>
+              </w:rPr>
               <w:t xml:space="preserve">Crear la cuenta</w:t>
             </w:r>
           </w:p>
@@ -1883,7 +1909,7 @@
                 <w:sz w:val="21"/>
                 <w:szCs w:val="21"/>
               </w:rPr>
-              <w:t xml:space="preserve">Elegí el banco en el mismo formulario. </w:t>
+              <w:t xml:space="preserve">El banco es obligatorio. </w:t>
             </w:r>
             <w:r>
               <w:rPr>
@@ -1892,7 +1918,7 @@
                 <w:sz w:val="21"/>
                 <w:szCs w:val="21"/>
               </w:rPr>
-              <w:t xml:space="preserve">Es la forma más rápida de dejar armado el equipo: seis empleados por banco es un buen número.</w:t>
+              <w:t xml:space="preserve">Un alumno de quinto sin banco no puede atender, así que el formulario no te deja crearlo sin elegir uno. Seis empleados por banco es un buen número.</w:t>
             </w:r>
           </w:p>
         </w:tc>
@@ -1918,7 +1944,7 @@
           <w:szCs w:val="18"/>
           <w:shd w:fill="0FA36B" w:color="auto" w:val="clear"/>
         </w:rPr>
-        <w:t xml:space="preserve"> 6 de 10 </w:t>
+        <w:t xml:space="preserve"> 6 de 11 </w:t>
       </w:r>
       <w:r>
         <w:rPr>
@@ -2247,7 +2273,7 @@
           <w:szCs w:val="18"/>
           <w:shd w:fill="0FA36B" w:color="auto" w:val="clear"/>
         </w:rPr>
-        <w:t xml:space="preserve"> 7 de 10 </w:t>
+        <w:t xml:space="preserve"> 7 de 11 </w:t>
       </w:r>
       <w:r>
         <w:rPr>
@@ -2581,7 +2607,7 @@
           <w:szCs w:val="18"/>
           <w:shd w:fill="0FA36B" w:color="auto" w:val="clear"/>
         </w:rPr>
-        <w:t xml:space="preserve"> 8 de 10 </w:t>
+        <w:t xml:space="preserve"> 8 de 11 </w:t>
       </w:r>
       <w:r>
         <w:rPr>
@@ -2601,7 +2627,7 @@
           <w:sz w:val="30"/>
           <w:szCs w:val="30"/>
         </w:rPr>
-        <w:t xml:space="preserve">Cambiar las condiciones</w:t>
+        <w:t xml:space="preserve">Quién es cliente de cada banco</w:t>
       </w:r>
       <w:r>
         <w:rPr>
@@ -2622,7 +2648,7 @@
           <w:szCs w:val="17"/>
           <w:shd w:fill="E9F7F1" w:color="auto" w:val="clear"/>
         </w:rPr>
-        <w:t xml:space="preserve"> → Bancos · un banco · Datos y política </w:t>
+        <w:t xml:space="preserve"> → Mostrador del banco · Clientes </w:t>
       </w:r>
     </w:p>
     <w:p>
@@ -2637,7 +2663,7 @@
           <w:sz w:val="21"/>
           <w:szCs w:val="21"/>
         </w:rPr>
-        <w:t xml:space="preserve">Sirve para ajustar el juego sobre la marcha: subir el interés, bajar el tope, cerrar un banco.</w:t>
+        <w:t xml:space="preserve">Un alumno de tercero sólo opera con los bancos a los que lo adhirieron. Lo da de alta un empleado de quinto desde su mostrador, con el alumno presente.</w:t>
       </w:r>
     </w:p>
     <w:p>
@@ -2649,7 +2675,7 @@
       <w:r>
         <w:drawing>
           <wp:inline distT="0" distB="0" distL="0" distR="0">
-            <wp:extent cx="5715000" cy="6067425"/>
+            <wp:extent cx="4419600" cy="4953000"/>
             <wp:effectExtent t="0" r="0" b="0" l="0"/>
             <wp:docPr id="1" name="" descr="" title=""/>
             <wp:cNvGraphicFramePr>
@@ -2674,7 +2700,7 @@
                   <pic:spPr bwMode="auto">
                     <a:xfrm>
                       <a:off x="0" y="0"/>
-                      <a:ext cx="5715000" cy="6067425"/>
+                      <a:ext cx="4419600" cy="4953000"/>
                     </a:xfrm>
                     <a:prstGeom prst="rect">
                       <a:avLst/>
@@ -2741,7 +2767,7 @@
                 <w:sz w:val="20"/>
                 <w:szCs w:val="20"/>
               </w:rPr>
-              <w:t xml:space="preserve">Lo que cambies vale para las próximas</w:t>
+              <w:t xml:space="preserve">El alumno que se presentó</w:t>
             </w:r>
           </w:p>
           <w:p>
@@ -2767,7 +2793,33 @@
                 <w:sz w:val="20"/>
                 <w:szCs w:val="20"/>
               </w:rPr>
-              <w:t xml:space="preserve">Interés del préstamo y tope</w:t>
+              <w:t xml:space="preserve">Una nota, si hace falta</w:t>
+            </w:r>
+          </w:p>
+          <w:p>
+            <w:pPr>
+              <w:spacing w:after="80" w:line="264"/>
+              <w:ind w:left="300" w:hanging="300"/>
+            </w:pPr>
+            <w:r>
+              <w:rPr>
+                <w:rFonts w:ascii="Calibri" w:cs="Calibri" w:eastAsia="Calibri" w:hAnsi="Calibri"/>
+                <w:b/>
+                <w:bCs/>
+                <w:color w:val="D6104A"/>
+                <w:sz w:val="24"/>
+                <w:szCs w:val="24"/>
+              </w:rPr>
+              <w:t xml:space="preserve">③ </w:t>
+            </w:r>
+            <w:r>
+              <w:rPr>
+                <w:rFonts w:ascii="Calibri" w:cs="Calibri" w:eastAsia="Calibri" w:hAnsi="Calibri"/>
+                <w:color w:val="111827"/>
+                <w:sz w:val="20"/>
+                <w:szCs w:val="20"/>
+              </w:rPr>
+              <w:t xml:space="preserve">Queda adherido al banco</w:t>
             </w:r>
           </w:p>
         </w:tc>
@@ -2796,7 +2848,7 @@
                 <w:sz w:val="24"/>
                 <w:szCs w:val="24"/>
               </w:rPr>
-              <w:t xml:space="preserve">③ </w:t>
+              <w:t xml:space="preserve">④ </w:t>
             </w:r>
             <w:r>
               <w:rPr>
@@ -2805,7 +2857,7 @@
                 <w:sz w:val="20"/>
                 <w:szCs w:val="20"/>
               </w:rPr>
-              <w:t xml:space="preserve">Cerrar el banco lo deja sin operar</w:t>
+              <w:t xml:space="preserve">Los clientes del banco</w:t>
             </w:r>
           </w:p>
           <w:p>
@@ -2822,7 +2874,7 @@
                 <w:sz w:val="24"/>
                 <w:szCs w:val="24"/>
               </w:rPr>
-              <w:t xml:space="preserve">④ </w:t>
+              <w:t xml:space="preserve">⑤ </w:t>
             </w:r>
             <w:r>
               <w:rPr>
@@ -2831,7 +2883,33 @@
                 <w:sz w:val="20"/>
                 <w:szCs w:val="20"/>
               </w:rPr>
-              <w:t xml:space="preserve">Guardar</w:t>
+              <w:t xml:space="preserve">Su primer banco es el principal</w:t>
+            </w:r>
+          </w:p>
+          <w:p>
+            <w:pPr>
+              <w:spacing w:after="80" w:line="264"/>
+              <w:ind w:left="300" w:hanging="300"/>
+            </w:pPr>
+            <w:r>
+              <w:rPr>
+                <w:rFonts w:ascii="Calibri" w:cs="Calibri" w:eastAsia="Calibri" w:hAnsi="Calibri"/>
+                <w:b/>
+                <w:bCs/>
+                <w:color w:val="D6104A"/>
+                <w:sz w:val="24"/>
+                <w:szCs w:val="24"/>
+              </w:rPr>
+              <w:t xml:space="preserve">⑥ </w:t>
+            </w:r>
+            <w:r>
+              <w:rPr>
+                <w:rFonts w:ascii="Calibri" w:cs="Calibri" w:eastAsia="Calibri" w:hAnsi="Calibri"/>
+                <w:color w:val="111827"/>
+                <w:sz w:val="20"/>
+                <w:szCs w:val="20"/>
+              </w:rPr>
+              <w:t xml:space="preserve">Darlo de baja</w:t>
             </w:r>
           </w:p>
         </w:tc>
@@ -2880,7 +2958,7 @@
                 <w:sz w:val="21"/>
                 <w:szCs w:val="21"/>
               </w:rPr>
-              <w:t xml:space="preserve">Las tarjetas ya emitidas conservan sus condiciones. </w:t>
+              <w:t xml:space="preserve">Sin adhesión no hay tarjeta, préstamo, plazo fijo ni ventanilla. </w:t>
             </w:r>
             <w:r>
               <w:rPr>
@@ -2889,12 +2967,17 @@
                 <w:sz w:val="21"/>
                 <w:szCs w:val="21"/>
               </w:rPr>
-              <w:t xml:space="preserve">Cada una guarda una copia de la política con la que salió: cambiar el interés hoy no cambia las de ayer.</w:t>
+              <w:t xml:space="preserve">Pueden ser clientes de varios bancos (el primero es el principal). Los papeles se hacen en persona, fuera de la plataforma: la app sólo registra el alta, y no se puede dar de baja a quien tenga productos abiertos en ese banco.</w:t>
             </w:r>
           </w:p>
         </w:tc>
       </w:tr>
     </w:tbl>
+    <w:p>
+      <w:r>
+        <w:br w:type="page"/>
+      </w:r>
+    </w:p>
     <w:p>
       <w:pPr>
         <w:keepNext/>
@@ -2910,7 +2993,7 @@
           <w:szCs w:val="18"/>
           <w:shd w:fill="0FA36B" w:color="auto" w:val="clear"/>
         </w:rPr>
-        <w:t xml:space="preserve"> 9 de 10 </w:t>
+        <w:t xml:space="preserve"> 9 de 11 </w:t>
       </w:r>
       <w:r>
         <w:rPr>
@@ -2930,7 +3013,7 @@
           <w:sz w:val="30"/>
           <w:szCs w:val="30"/>
         </w:rPr>
-        <w:t xml:space="preserve">Supervisar el crédito</w:t>
+        <w:t xml:space="preserve">Cambiar las condiciones</w:t>
       </w:r>
       <w:r>
         <w:rPr>
@@ -2951,7 +3034,7 @@
           <w:szCs w:val="17"/>
           <w:shd w:fill="E9F7F1" w:color="auto" w:val="clear"/>
         </w:rPr>
-        <w:t xml:space="preserve"> → Tarjetas </w:t>
+        <w:t xml:space="preserve"> → Bancos · un banco · Datos y política </w:t>
       </w:r>
     </w:p>
     <w:p>
@@ -2966,7 +3049,7 @@
           <w:sz w:val="21"/>
           <w:szCs w:val="21"/>
         </w:rPr>
-        <w:t xml:space="preserve">Todo el crédito del sistema en una pantalla, sin importar de qué banco sea.</w:t>
+        <w:t xml:space="preserve">Sirve para ajustar el juego sobre la marcha: subir el interés, bajar el tope, cerrar un banco.</w:t>
       </w:r>
     </w:p>
     <w:p>
@@ -2978,7 +3061,7 @@
       <w:r>
         <w:drawing>
           <wp:inline distT="0" distB="0" distL="0" distR="0">
-            <wp:extent cx="5715000" cy="1609725"/>
+            <wp:extent cx="5715000" cy="6067425"/>
             <wp:effectExtent t="0" r="0" b="0" l="0"/>
             <wp:docPr id="1" name="" descr="" title=""/>
             <wp:cNvGraphicFramePr>
@@ -3003,7 +3086,7 @@
                   <pic:spPr bwMode="auto">
                     <a:xfrm>
                       <a:off x="0" y="0"/>
-                      <a:ext cx="5715000" cy="1609725"/>
+                      <a:ext cx="5715000" cy="6067425"/>
                     </a:xfrm>
                     <a:prstGeom prst="rect">
                       <a:avLst/>
@@ -3070,7 +3153,7 @@
                 <w:sz w:val="20"/>
                 <w:szCs w:val="20"/>
               </w:rPr>
-              <w:t xml:space="preserve">Solicitudes que ningún banco contestó</w:t>
+              <w:t xml:space="preserve">Lo que cambies vale para las próximas</w:t>
             </w:r>
           </w:p>
           <w:p>
@@ -3096,7 +3179,7 @@
                 <w:sz w:val="20"/>
                 <w:szCs w:val="20"/>
               </w:rPr>
-              <w:t xml:space="preserve">Tarjetas en la calle</w:t>
+              <w:t xml:space="preserve">Interés del préstamo y tope</w:t>
             </w:r>
           </w:p>
         </w:tc>
@@ -3134,7 +3217,7 @@
                 <w:sz w:val="20"/>
                 <w:szCs w:val="20"/>
               </w:rPr>
-              <w:t xml:space="preserve">Plata prestada con tarjeta</w:t>
+              <w:t xml:space="preserve">Cerrar el banco lo deja sin operar</w:t>
             </w:r>
           </w:p>
           <w:p>
@@ -3160,7 +3243,65 @@
                 <w:sz w:val="20"/>
                 <w:szCs w:val="20"/>
               </w:rPr>
-              <w:t xml:space="preserve">Clientes que no pagaron</w:t>
+              <w:t xml:space="preserve">Guardar</w:t>
+            </w:r>
+          </w:p>
+        </w:tc>
+      </w:tr>
+    </w:tbl>
+    <w:tbl>
+      <w:tblPr>
+        <w:tblW w:type="dxa" w:w="9026"/>
+        <w:tblBorders>
+          <w:top w:val="none" w:color="FFFFFF" w:sz="0"/>
+          <w:left w:val="single" w:color="0FA36B" w:sz="18"/>
+          <w:bottom w:val="none" w:color="FFFFFF" w:sz="0"/>
+          <w:right w:val="none" w:color="FFFFFF" w:sz="0"/>
+          <w:insideH w:val="none" w:color="FFFFFF" w:sz="0"/>
+          <w:insideV w:val="none" w:color="FFFFFF" w:sz="0"/>
+        </w:tblBorders>
+      </w:tblPr>
+      <w:tblGrid>
+        <w:gridCol w:w="9026"/>
+      </w:tblGrid>
+      <w:tr>
+        <w:trPr>
+          <w:cantSplit/>
+        </w:trPr>
+        <w:tc>
+          <w:tcPr>
+            <w:tcW w:type="dxa" w:w="9026"/>
+            <w:shd w:fill="E9F7F1" w:color="auto" w:val="clear"/>
+            <w:tcMar>
+              <w:top w:type="dxa" w:w="120"/>
+              <w:left w:type="dxa" w:w="160"/>
+              <w:bottom w:type="dxa" w:w="120"/>
+              <w:right w:type="dxa" w:w="160"/>
+            </w:tcMar>
+          </w:tcPr>
+          <w:p>
+            <w:pPr>
+              <w:spacing w:line="276"/>
+            </w:pPr>
+            <w:r>
+              <w:rPr>
+                <w:rFonts w:ascii="Calibri" w:cs="Calibri" w:eastAsia="Calibri" w:hAnsi="Calibri"/>
+                <w:b/>
+                <w:bCs/>
+                <w:color w:val="0A7C5A"/>
+                <w:sz w:val="21"/>
+                <w:szCs w:val="21"/>
+              </w:rPr>
+              <w:t xml:space="preserve">Las tarjetas ya emitidas conservan sus condiciones. </w:t>
+            </w:r>
+            <w:r>
+              <w:rPr>
+                <w:rFonts w:ascii="Calibri" w:cs="Calibri" w:eastAsia="Calibri" w:hAnsi="Calibri"/>
+                <w:color w:val="111827"/>
+                <w:sz w:val="21"/>
+                <w:szCs w:val="21"/>
+              </w:rPr>
+              <w:t xml:space="preserve">Cada una guarda una copia de la política con la que salió: cambiar el interés hoy no cambia las de ayer.</w:t>
             </w:r>
           </w:p>
         </w:tc>
@@ -3169,8 +3310,20 @@
     <w:p>
       <w:pPr>
         <w:keepNext/>
-        <w:spacing w:after="100" w:line="276"/>
+        <w:spacing w:after="90" w:before="300"/>
       </w:pPr>
+      <w:r>
+        <w:rPr>
+          <w:rFonts w:ascii="Calibri" w:cs="Calibri" w:eastAsia="Calibri" w:hAnsi="Calibri"/>
+          <w:b/>
+          <w:bCs/>
+          <w:color w:val="FFFFFF"/>
+          <w:sz w:val="18"/>
+          <w:szCs w:val="18"/>
+          <w:shd w:fill="0FA36B" w:color="auto" w:val="clear"/>
+        </w:rPr>
+        <w:t xml:space="preserve"> 10 de 11 </w:t>
+      </w:r>
       <w:r>
         <w:rPr>
           <w:rFonts w:ascii="Calibri" w:cs="Calibri" w:eastAsia="Calibri" w:hAnsi="Calibri"/>
@@ -3178,7 +3331,54 @@
           <w:sz w:val="21"/>
           <w:szCs w:val="21"/>
         </w:rPr>
-        <w:t xml:space="preserve">Debajo están los pedidos pendientes de todos los bancos: si uno no responde, lo resolvés vos.</w:t>
+        <w:t xml:space="preserve">  </w:t>
+      </w:r>
+      <w:r>
+        <w:rPr>
+          <w:rFonts w:ascii="Calibri" w:cs="Calibri" w:eastAsia="Calibri" w:hAnsi="Calibri"/>
+          <w:b/>
+          <w:bCs/>
+          <w:color w:val="111827"/>
+          <w:sz w:val="30"/>
+          <w:szCs w:val="30"/>
+        </w:rPr>
+        <w:t xml:space="preserve">Supervisar el crédito</w:t>
+      </w:r>
+      <w:r>
+        <w:rPr>
+          <w:rFonts w:ascii="Calibri" w:cs="Calibri" w:eastAsia="Calibri" w:hAnsi="Calibri"/>
+          <w:color w:val="111827"/>
+          <w:sz w:val="21"/>
+          <w:szCs w:val="21"/>
+        </w:rPr>
+        <w:t xml:space="preserve">   </w:t>
+      </w:r>
+      <w:r>
+        <w:rPr>
+          <w:rFonts w:ascii="Calibri" w:cs="Calibri" w:eastAsia="Calibri" w:hAnsi="Calibri"/>
+          <w:b/>
+          <w:bCs/>
+          <w:color w:val="0FA36B"/>
+          <w:sz w:val="17"/>
+          <w:szCs w:val="17"/>
+          <w:shd w:fill="E9F7F1" w:color="auto" w:val="clear"/>
+        </w:rPr>
+        <w:t xml:space="preserve"> → Tarjetas </w:t>
+      </w:r>
+    </w:p>
+    <w:p>
+      <w:pPr>
+        <w:keepNext/>
+        <w:spacing w:after="100" w:line="276"/>
+      </w:pPr>
+      <w:r>
+        <w:rPr>
+          <w:rFonts w:ascii="Calibri" w:cs="Calibri" w:eastAsia="Calibri" w:hAnsi="Calibri"/>
+          <w:color w:val="111827"/>
+          <w:sz w:val="21"/>
+          <w:szCs w:val="21"/>
+        </w:rPr>
+        <w:t xml:space="preserve">Todo el crédito del sistema en una pantalla, sin importar de qué banco sea.</w:t>
       </w:r>
     </w:p>
     <w:p>
@@ -3190,7 +3390,7 @@
       <w:r>
         <w:drawing>
           <wp:inline distT="0" distB="0" distL="0" distR="0">
-            <wp:extent cx="5715000" cy="2419350"/>
+            <wp:extent cx="5715000" cy="1609725"/>
             <wp:effectExtent t="0" r="0" b="0" l="0"/>
             <wp:docPr id="1" name="" descr="" title=""/>
             <wp:cNvGraphicFramePr>
@@ -3215,7 +3415,7 @@
                   <pic:spPr bwMode="auto">
                     <a:xfrm>
                       <a:off x="0" y="0"/>
-                      <a:ext cx="5715000" cy="2419350"/>
+                      <a:ext cx="5715000" cy="1609725"/>
                     </a:xfrm>
                     <a:prstGeom prst="rect">
                       <a:avLst/>
@@ -3282,7 +3482,7 @@
                 <w:sz w:val="20"/>
                 <w:szCs w:val="20"/>
               </w:rPr>
-              <w:t xml:space="preserve">Quién pide y a qué banco</w:t>
+              <w:t xml:space="preserve">Solicitudes que ningún banco contestó</w:t>
             </w:r>
           </w:p>
           <w:p>
@@ -3308,7 +3508,7 @@
                 <w:sz w:val="20"/>
                 <w:szCs w:val="20"/>
               </w:rPr>
-              <w:t xml:space="preserve">Los datos del cliente</w:t>
+              <w:t xml:space="preserve">Tarjetas en la calle</w:t>
             </w:r>
           </w:p>
         </w:tc>
@@ -3346,134 +3546,38 @@
                 <w:sz w:val="20"/>
                 <w:szCs w:val="20"/>
               </w:rPr>
-              <w:t xml:space="preserve">Podés resolverla vos</w:t>
+              <w:t xml:space="preserve">Plata prestada con tarjeta</w:t>
+            </w:r>
+          </w:p>
+          <w:p>
+            <w:pPr>
+              <w:spacing w:after="80" w:line="264"/>
+              <w:ind w:left="300" w:hanging="300"/>
+            </w:pPr>
+            <w:r>
+              <w:rPr>
+                <w:rFonts w:ascii="Calibri" w:cs="Calibri" w:eastAsia="Calibri" w:hAnsi="Calibri"/>
+                <w:b/>
+                <w:bCs/>
+                <w:color w:val="D6104A"/>
+                <w:sz w:val="24"/>
+                <w:szCs w:val="24"/>
+              </w:rPr>
+              <w:t xml:space="preserve">④ </w:t>
+            </w:r>
+            <w:r>
+              <w:rPr>
+                <w:rFonts w:ascii="Calibri" w:cs="Calibri" w:eastAsia="Calibri" w:hAnsi="Calibri"/>
+                <w:color w:val="111827"/>
+                <w:sz w:val="20"/>
+                <w:szCs w:val="20"/>
+              </w:rPr>
+              <w:t xml:space="preserve">Clientes que no pagaron</w:t>
             </w:r>
           </w:p>
         </w:tc>
       </w:tr>
     </w:tbl>
-    <w:tbl>
-      <w:tblPr>
-        <w:tblW w:type="dxa" w:w="9026"/>
-        <w:tblBorders>
-          <w:top w:val="none" w:color="FFFFFF" w:sz="0"/>
-          <w:left w:val="single" w:color="0FA36B" w:sz="18"/>
-          <w:bottom w:val="none" w:color="FFFFFF" w:sz="0"/>
-          <w:right w:val="none" w:color="FFFFFF" w:sz="0"/>
-          <w:insideH w:val="none" w:color="FFFFFF" w:sz="0"/>
-          <w:insideV w:val="none" w:color="FFFFFF" w:sz="0"/>
-        </w:tblBorders>
-      </w:tblPr>
-      <w:tblGrid>
-        <w:gridCol w:w="9026"/>
-      </w:tblGrid>
-      <w:tr>
-        <w:trPr>
-          <w:cantSplit/>
-        </w:trPr>
-        <w:tc>
-          <w:tcPr>
-            <w:tcW w:type="dxa" w:w="9026"/>
-            <w:shd w:fill="E9F7F1" w:color="auto" w:val="clear"/>
-            <w:tcMar>
-              <w:top w:type="dxa" w:w="120"/>
-              <w:left w:type="dxa" w:w="160"/>
-              <w:bottom w:type="dxa" w:w="120"/>
-              <w:right w:type="dxa" w:w="160"/>
-            </w:tcMar>
-          </w:tcPr>
-          <w:p>
-            <w:pPr>
-              <w:spacing w:line="276"/>
-            </w:pPr>
-            <w:r>
-              <w:rPr>
-                <w:rFonts w:ascii="Calibri" w:cs="Calibri" w:eastAsia="Calibri" w:hAnsi="Calibri"/>
-                <w:b/>
-                <w:bCs/>
-                <w:color w:val="0A7C5A"/>
-                <w:sz w:val="21"/>
-                <w:szCs w:val="21"/>
-              </w:rPr>
-              <w:t xml:space="preserve">Usalo para destrabar, no para reemplazarlos. </w:t>
-            </w:r>
-            <w:r>
-              <w:rPr>
-                <w:rFonts w:ascii="Calibri" w:cs="Calibri" w:eastAsia="Calibri" w:hAnsi="Calibri"/>
-                <w:color w:val="111827"/>
-                <w:sz w:val="21"/>
-                <w:szCs w:val="21"/>
-              </w:rPr>
-              <w:t xml:space="preserve">Que un pedido quede sin contestar también es información: mostrales la pantalla de pendientes.</w:t>
-            </w:r>
-          </w:p>
-        </w:tc>
-      </w:tr>
-    </w:tbl>
-    <w:p>
-      <w:r>
-        <w:br w:type="page"/>
-      </w:r>
-    </w:p>
-    <w:p>
-      <w:pPr>
-        <w:keepNext/>
-        <w:spacing w:after="90" w:before="300"/>
-      </w:pPr>
-      <w:r>
-        <w:rPr>
-          <w:rFonts w:ascii="Calibri" w:cs="Calibri" w:eastAsia="Calibri" w:hAnsi="Calibri"/>
-          <w:b/>
-          <w:bCs/>
-          <w:color w:val="FFFFFF"/>
-          <w:sz w:val="18"/>
-          <w:szCs w:val="18"/>
-          <w:shd w:fill="0FA36B" w:color="auto" w:val="clear"/>
-        </w:rPr>
-        <w:t xml:space="preserve"> 10 de 10 </w:t>
-      </w:r>
-      <w:r>
-        <w:rPr>
-          <w:rFonts w:ascii="Calibri" w:cs="Calibri" w:eastAsia="Calibri" w:hAnsi="Calibri"/>
-          <w:color w:val="111827"/>
-          <w:sz w:val="21"/>
-          <w:szCs w:val="21"/>
-        </w:rPr>
-        <w:t xml:space="preserve">  </w:t>
-      </w:r>
-      <w:r>
-        <w:rPr>
-          <w:rFonts w:ascii="Calibri" w:cs="Calibri" w:eastAsia="Calibri" w:hAnsi="Calibri"/>
-          <w:b/>
-          <w:bCs/>
-          <w:color w:val="111827"/>
-          <w:sz w:val="30"/>
-          <w:szCs w:val="30"/>
-        </w:rPr>
-        <w:t xml:space="preserve">Los alumnos de tercero</w:t>
-      </w:r>
-      <w:r>
-        <w:rPr>
-          <w:rFonts w:ascii="Calibri" w:cs="Calibri" w:eastAsia="Calibri" w:hAnsi="Calibri"/>
-          <w:color w:val="111827"/>
-          <w:sz w:val="21"/>
-          <w:szCs w:val="21"/>
-        </w:rPr>
-        <w:t xml:space="preserve">   </w:t>
-      </w:r>
-      <w:r>
-        <w:rPr>
-          <w:rFonts w:ascii="Calibri" w:cs="Calibri" w:eastAsia="Calibri" w:hAnsi="Calibri"/>
-          <w:b/>
-          <w:bCs/>
-          <w:color w:val="0FA36B"/>
-          <w:sz w:val="17"/>
-          <w:szCs w:val="17"/>
-          <w:shd w:fill="E9F7F1" w:color="auto" w:val="clear"/>
-        </w:rPr>
-        <w:t xml:space="preserve"> → Alumnos </w:t>
-      </w:r>
-    </w:p>
     <w:p>
       <w:pPr>
         <w:keepNext/>
@@ -3486,7 +3590,7 @@
           <w:sz w:val="21"/>
           <w:szCs w:val="21"/>
         </w:rPr>
-        <w:t xml:space="preserve">Son los clientes de los bancos. Podés corregirles los datos y blanquearles la contraseña.</w:t>
+        <w:t xml:space="preserve">Debajo están los pedidos pendientes de todos los bancos: si uno no responde, lo resolvés vos.</w:t>
       </w:r>
     </w:p>
     <w:p>
@@ -3498,7 +3602,7 @@
       <w:r>
         <w:drawing>
           <wp:inline distT="0" distB="0" distL="0" distR="0">
-            <wp:extent cx="5715000" cy="5191125"/>
+            <wp:extent cx="5715000" cy="2419350"/>
             <wp:effectExtent t="0" r="0" b="0" l="0"/>
             <wp:docPr id="1" name="" descr="" title=""/>
             <wp:cNvGraphicFramePr>
@@ -3523,7 +3627,7 @@
                   <pic:spPr bwMode="auto">
                     <a:xfrm>
                       <a:off x="0" y="0"/>
-                      <a:ext cx="5715000" cy="5191125"/>
+                      <a:ext cx="5715000" cy="2419350"/>
                     </a:xfrm>
                     <a:prstGeom prst="rect">
                       <a:avLst/>
@@ -3590,7 +3694,7 @@
                 <w:sz w:val="20"/>
                 <w:szCs w:val="20"/>
               </w:rPr>
-              <w:t xml:space="preserve">Buscar por nombre, DNI o email</w:t>
+              <w:t xml:space="preserve">Quién pide y a qué banco</w:t>
             </w:r>
           </w:p>
           <w:p>
@@ -3616,7 +3720,7 @@
                 <w:sz w:val="20"/>
                 <w:szCs w:val="20"/>
               </w:rPr>
-              <w:t xml:space="preserve">Filtrar por curso</w:t>
+              <w:t xml:space="preserve">Los datos del cliente</w:t>
             </w:r>
           </w:p>
         </w:tc>
@@ -3654,33 +3758,7 @@
                 <w:sz w:val="20"/>
                 <w:szCs w:val="20"/>
               </w:rPr>
-              <w:t xml:space="preserve">El saldo de cada cliente</w:t>
-            </w:r>
-          </w:p>
-          <w:p>
-            <w:pPr>
-              <w:spacing w:after="80" w:line="264"/>
-              <w:ind w:left="300" w:hanging="300"/>
-            </w:pPr>
-            <w:r>
-              <w:rPr>
-                <w:rFonts w:ascii="Calibri" w:cs="Calibri" w:eastAsia="Calibri" w:hAnsi="Calibri"/>
-                <w:b/>
-                <w:bCs/>
-                <w:color w:val="D6104A"/>
-                <w:sz w:val="24"/>
-                <w:szCs w:val="24"/>
-              </w:rPr>
-              <w:t xml:space="preserve">④ </w:t>
-            </w:r>
-            <w:r>
-              <w:rPr>
-                <w:rFonts w:ascii="Calibri" w:cs="Calibri" w:eastAsia="Calibri" w:hAnsi="Calibri"/>
-                <w:color w:val="111827"/>
-                <w:sz w:val="20"/>
-                <w:szCs w:val="20"/>
-              </w:rPr>
-              <w:t xml:space="preserve">Corregir datos o blanquear la clave</w:t>
+              <w:t xml:space="preserve">Podés resolverla vos</w:t>
             </w:r>
           </w:p>
         </w:tc>
@@ -3729,7 +3807,7 @@
                 <w:sz w:val="21"/>
                 <w:szCs w:val="21"/>
               </w:rPr>
-              <w:t xml:space="preserve">Las cuentas de profe las crea la profe de tercero. </w:t>
+              <w:t xml:space="preserve">Usalo para destrabar, no para reemplazarlos. </w:t>
             </w:r>
             <w:r>
               <w:rPr>
@@ -3738,7 +3816,7 @@
                 <w:sz w:val="21"/>
                 <w:szCs w:val="21"/>
               </w:rPr>
-              <w:t xml:space="preserve">Vos creás alumnos y usuarios de quinto; también podés importar el curso desde Excel.</w:t>
+              <w:t xml:space="preserve">Que un pedido quede sin contestar también es información: mostrales la pantalla de pendientes.</w:t>
             </w:r>
           </w:p>
         </w:tc>
@@ -3749,6 +3827,518 @@
         <w:br w:type="page"/>
       </w:r>
     </w:p>
+    <w:p>
+      <w:pPr>
+        <w:keepNext/>
+        <w:spacing w:after="90" w:before="300"/>
+      </w:pPr>
+      <w:r>
+        <w:rPr>
+          <w:rFonts w:ascii="Calibri" w:cs="Calibri" w:eastAsia="Calibri" w:hAnsi="Calibri"/>
+          <w:b/>
+          <w:bCs/>
+          <w:color w:val="FFFFFF"/>
+          <w:sz w:val="18"/>
+          <w:szCs w:val="18"/>
+          <w:shd w:fill="0FA36B" w:color="auto" w:val="clear"/>
+        </w:rPr>
+        <w:t xml:space="preserve"> 11 de 11 </w:t>
+      </w:r>
+      <w:r>
+        <w:rPr>
+          <w:rFonts w:ascii="Calibri" w:cs="Calibri" w:eastAsia="Calibri" w:hAnsi="Calibri"/>
+          <w:color w:val="111827"/>
+          <w:sz w:val="21"/>
+          <w:szCs w:val="21"/>
+        </w:rPr>
+        <w:t xml:space="preserve">  </w:t>
+      </w:r>
+      <w:r>
+        <w:rPr>
+          <w:rFonts w:ascii="Calibri" w:cs="Calibri" w:eastAsia="Calibri" w:hAnsi="Calibri"/>
+          <w:b/>
+          <w:bCs/>
+          <w:color w:val="111827"/>
+          <w:sz w:val="30"/>
+          <w:szCs w:val="30"/>
+        </w:rPr>
+        <w:t xml:space="preserve">Tus alumnos de quinto</w:t>
+      </w:r>
+      <w:r>
+        <w:rPr>
+          <w:rFonts w:ascii="Calibri" w:cs="Calibri" w:eastAsia="Calibri" w:hAnsi="Calibri"/>
+          <w:color w:val="111827"/>
+          <w:sz w:val="21"/>
+          <w:szCs w:val="21"/>
+        </w:rPr>
+        <w:t xml:space="preserve">   </w:t>
+      </w:r>
+      <w:r>
+        <w:rPr>
+          <w:rFonts w:ascii="Calibri" w:cs="Calibri" w:eastAsia="Calibri" w:hAnsi="Calibri"/>
+          <w:b/>
+          <w:bCs/>
+          <w:color w:val="0FA36B"/>
+          <w:sz w:val="17"/>
+          <w:szCs w:val="17"/>
+          <w:shd w:fill="E9F7F1" w:color="auto" w:val="clear"/>
+        </w:rPr>
+        <w:t xml:space="preserve"> → Alumnos </w:t>
+      </w:r>
+    </w:p>
+    <w:p>
+      <w:pPr>
+        <w:keepNext/>
+        <w:spacing w:after="100" w:line="276"/>
+      </w:pPr>
+      <w:r>
+        <w:rPr>
+          <w:rFonts w:ascii="Calibri" w:cs="Calibri" w:eastAsia="Calibri" w:hAnsi="Calibri"/>
+          <w:color w:val="111827"/>
+          <w:sz w:val="21"/>
+          <w:szCs w:val="21"/>
+        </w:rPr>
+        <w:t xml:space="preserve">Son los que atienden los mostradores. Acá ves sólo a los tuyos: podés corregirles los datos y blanquearles la contraseña.</w:t>
+      </w:r>
+    </w:p>
+    <w:p>
+      <w:pPr>
+        <w:keepNext/>
+        <w:spacing w:after="100" w:before="60"/>
+        <w:jc w:val="center"/>
+      </w:pPr>
+      <w:r>
+        <w:drawing>
+          <wp:inline distT="0" distB="0" distL="0" distR="0">
+            <wp:extent cx="5715000" cy="4105275"/>
+            <wp:effectExtent t="0" r="0" b="0" l="0"/>
+            <wp:docPr id="1" name="" descr="" title=""/>
+            <wp:cNvGraphicFramePr>
+              <a:graphicFrameLocks xmlns:a="http://schemas.openxmlformats.org/drawingml/2006/main" noChangeAspect="1"/>
+            </wp:cNvGraphicFramePr>
+            <a:graphic xmlns:a="http://schemas.openxmlformats.org/drawingml/2006/main">
+              <a:graphicData uri="http://schemas.openxmlformats.org/drawingml/2006/picture">
+                <pic:pic xmlns:pic="http://schemas.openxmlformats.org/drawingml/2006/picture">
+                  <pic:nvPicPr>
+                    <pic:cNvPr id="0" name="" descr=""/>
+                    <pic:cNvPicPr>
+                      <a:picLocks noChangeAspect="1" noChangeArrowheads="1"/>
+                    </pic:cNvPicPr>
+                  </pic:nvPicPr>
+                  <pic:blipFill>
+                    <a:blip r:embed="rId21" cstate="none"/>
+                    <a:srcRect/>
+                    <a:stretch>
+                      <a:fillRect/>
+                    </a:stretch>
+                  </pic:blipFill>
+                  <pic:spPr bwMode="auto">
+                    <a:xfrm>
+                      <a:off x="0" y="0"/>
+                      <a:ext cx="5715000" cy="4105275"/>
+                    </a:xfrm>
+                    <a:prstGeom prst="rect">
+                      <a:avLst/>
+                    </a:prstGeom>
+                  </pic:spPr>
+                </pic:pic>
+              </a:graphicData>
+            </a:graphic>
+          </wp:inline>
+        </w:drawing>
+      </w:r>
+    </w:p>
+    <w:tbl>
+      <w:tblPr>
+        <w:tblW w:type="dxa" w:w="9026"/>
+        <w:tblBorders>
+          <w:top w:val="none" w:color="FFFFFF" w:sz="0"/>
+          <w:left w:val="none" w:color="FFFFFF" w:sz="0"/>
+          <w:bottom w:val="none" w:color="FFFFFF" w:sz="0"/>
+          <w:right w:val="none" w:color="FFFFFF" w:sz="0"/>
+          <w:insideH w:val="none" w:color="FFFFFF" w:sz="0"/>
+          <w:insideV w:val="none" w:color="FFFFFF" w:sz="0"/>
+        </w:tblBorders>
+      </w:tblPr>
+      <w:tblGrid>
+        <w:gridCol w:w="4513"/>
+        <w:gridCol w:w="4513"/>
+      </w:tblGrid>
+      <w:tr>
+        <w:trPr>
+          <w:cantSplit/>
+        </w:trPr>
+        <w:tc>
+          <w:tcPr>
+            <w:tcW w:type="dxa" w:w="4513"/>
+            <w:tcMar>
+              <w:top w:type="dxa" w:w="40"/>
+              <w:left w:type="dxa" w:w="0"/>
+              <w:bottom w:type="dxa" w:w="40"/>
+              <w:right w:type="dxa" w:w="100"/>
+            </w:tcMar>
+            <w:vAlign w:val="top"/>
+          </w:tcPr>
+          <w:p>
+            <w:pPr>
+              <w:spacing w:after="80" w:line="264"/>
+              <w:ind w:left="300" w:hanging="300"/>
+            </w:pPr>
+            <w:r>
+              <w:rPr>
+                <w:rFonts w:ascii="Calibri" w:cs="Calibri" w:eastAsia="Calibri" w:hAnsi="Calibri"/>
+                <w:b/>
+                <w:bCs/>
+                <w:color w:val="D6104A"/>
+                <w:sz w:val="24"/>
+                <w:szCs w:val="24"/>
+              </w:rPr>
+              <w:t xml:space="preserve">① </w:t>
+            </w:r>
+            <w:r>
+              <w:rPr>
+                <w:rFonts w:ascii="Calibri" w:cs="Calibri" w:eastAsia="Calibri" w:hAnsi="Calibri"/>
+                <w:color w:val="111827"/>
+                <w:sz w:val="20"/>
+                <w:szCs w:val="20"/>
+              </w:rPr>
+              <w:t xml:space="preserve">Buscar por nombre, DNI o email</w:t>
+            </w:r>
+          </w:p>
+          <w:p>
+            <w:pPr>
+              <w:spacing w:after="80" w:line="264"/>
+              <w:ind w:left="300" w:hanging="300"/>
+            </w:pPr>
+            <w:r>
+              <w:rPr>
+                <w:rFonts w:ascii="Calibri" w:cs="Calibri" w:eastAsia="Calibri" w:hAnsi="Calibri"/>
+                <w:b/>
+                <w:bCs/>
+                <w:color w:val="D6104A"/>
+                <w:sz w:val="24"/>
+                <w:szCs w:val="24"/>
+              </w:rPr>
+              <w:t xml:space="preserve">② </w:t>
+            </w:r>
+            <w:r>
+              <w:rPr>
+                <w:rFonts w:ascii="Calibri" w:cs="Calibri" w:eastAsia="Calibri" w:hAnsi="Calibri"/>
+                <w:color w:val="111827"/>
+                <w:sz w:val="20"/>
+                <w:szCs w:val="20"/>
+              </w:rPr>
+              <w:t xml:space="preserve">Filtrar por banco</w:t>
+            </w:r>
+          </w:p>
+        </w:tc>
+        <w:tc>
+          <w:tcPr>
+            <w:tcW w:type="dxa" w:w="4513"/>
+            <w:tcMar>
+              <w:top w:type="dxa" w:w="40"/>
+              <w:left w:type="dxa" w:w="140"/>
+              <w:bottom w:type="dxa" w:w="40"/>
+              <w:right w:type="dxa" w:w="100"/>
+            </w:tcMar>
+            <w:vAlign w:val="top"/>
+          </w:tcPr>
+          <w:p>
+            <w:pPr>
+              <w:spacing w:after="80" w:line="264"/>
+              <w:ind w:left="300" w:hanging="300"/>
+            </w:pPr>
+            <w:r>
+              <w:rPr>
+                <w:rFonts w:ascii="Calibri" w:cs="Calibri" w:eastAsia="Calibri" w:hAnsi="Calibri"/>
+                <w:b/>
+                <w:bCs/>
+                <w:color w:val="D6104A"/>
+                <w:sz w:val="24"/>
+                <w:szCs w:val="24"/>
+              </w:rPr>
+              <w:t xml:space="preserve">③ </w:t>
+            </w:r>
+            <w:r>
+              <w:rPr>
+                <w:rFonts w:ascii="Calibri" w:cs="Calibri" w:eastAsia="Calibri" w:hAnsi="Calibri"/>
+                <w:color w:val="111827"/>
+                <w:sz w:val="20"/>
+                <w:szCs w:val="20"/>
+              </w:rPr>
+              <w:t xml:space="preserve">En qué banco trabaja cada uno</w:t>
+            </w:r>
+          </w:p>
+          <w:p>
+            <w:pPr>
+              <w:spacing w:after="80" w:line="264"/>
+              <w:ind w:left="300" w:hanging="300"/>
+            </w:pPr>
+            <w:r>
+              <w:rPr>
+                <w:rFonts w:ascii="Calibri" w:cs="Calibri" w:eastAsia="Calibri" w:hAnsi="Calibri"/>
+                <w:b/>
+                <w:bCs/>
+                <w:color w:val="D6104A"/>
+                <w:sz w:val="24"/>
+                <w:szCs w:val="24"/>
+              </w:rPr>
+              <w:t xml:space="preserve">④ </w:t>
+            </w:r>
+            <w:r>
+              <w:rPr>
+                <w:rFonts w:ascii="Calibri" w:cs="Calibri" w:eastAsia="Calibri" w:hAnsi="Calibri"/>
+                <w:color w:val="111827"/>
+                <w:sz w:val="20"/>
+                <w:szCs w:val="20"/>
+              </w:rPr>
+              <w:t xml:space="preserve">Corregir datos o blanquear la clave</w:t>
+            </w:r>
+          </w:p>
+        </w:tc>
+      </w:tr>
+    </w:tbl>
+    <w:p>
+      <w:pPr>
+        <w:keepNext/>
+        <w:spacing w:after="100" w:line="276"/>
+      </w:pPr>
+      <w:r>
+        <w:rPr>
+          <w:rFonts w:ascii="Calibri" w:cs="Calibri" w:eastAsia="Calibri" w:hAnsi="Calibri"/>
+          <w:color w:val="111827"/>
+          <w:sz w:val="21"/>
+          <w:szCs w:val="21"/>
+        </w:rPr>
+        <w:t xml:space="preserve">Los creás de a uno con el formulario de la izquierda, siempre eligiendo el banco donde van a trabajar.</w:t>
+      </w:r>
+    </w:p>
+    <w:tbl>
+      <w:tblPr>
+        <w:tblW w:type="dxa" w:w="9026"/>
+        <w:tblBorders>
+          <w:top w:val="none" w:color="FFFFFF" w:sz="0"/>
+          <w:left w:val="none" w:color="FFFFFF" w:sz="0"/>
+          <w:bottom w:val="none" w:color="FFFFFF" w:sz="0"/>
+          <w:right w:val="none" w:color="FFFFFF" w:sz="0"/>
+          <w:insideH w:val="none" w:color="FFFFFF" w:sz="0"/>
+          <w:insideV w:val="none" w:color="FFFFFF" w:sz="0"/>
+        </w:tblBorders>
+      </w:tblPr>
+      <w:tblGrid>
+        <w:gridCol w:w="4300"/>
+        <w:gridCol w:w="4726"/>
+      </w:tblGrid>
+      <w:tr>
+        <w:trPr>
+          <w:cantSplit/>
+        </w:trPr>
+        <w:tc>
+          <w:tcPr>
+            <w:tcW w:type="dxa" w:w="4300"/>
+            <w:tcMar>
+              <w:top w:type="dxa" w:w="40"/>
+              <w:left w:type="dxa" w:w="0"/>
+              <w:bottom w:type="dxa" w:w="40"/>
+              <w:right w:type="dxa" w:w="120"/>
+            </w:tcMar>
+          </w:tcPr>
+          <w:p>
+            <w:pPr>
+              <w:spacing w:after="0"/>
+            </w:pPr>
+            <w:r>
+              <w:drawing>
+                <wp:inline distT="0" distB="0" distL="0" distR="0">
+                  <wp:extent cx="2857500" cy="2876550"/>
+                  <wp:effectExtent t="0" r="0" b="0" l="0"/>
+                  <wp:docPr id="1" name="" descr="" title=""/>
+                  <wp:cNvGraphicFramePr>
+                    <a:graphicFrameLocks xmlns:a="http://schemas.openxmlformats.org/drawingml/2006/main" noChangeAspect="1"/>
+                  </wp:cNvGraphicFramePr>
+                  <a:graphic xmlns:a="http://schemas.openxmlformats.org/drawingml/2006/main">
+                    <a:graphicData uri="http://schemas.openxmlformats.org/drawingml/2006/picture">
+                      <pic:pic xmlns:pic="http://schemas.openxmlformats.org/drawingml/2006/picture">
+                        <pic:nvPicPr>
+                          <pic:cNvPr id="0" name="" descr=""/>
+                          <pic:cNvPicPr>
+                            <a:picLocks noChangeAspect="1" noChangeArrowheads="1"/>
+                          </pic:cNvPicPr>
+                        </pic:nvPicPr>
+                        <pic:blipFill>
+                          <a:blip r:embed="rId22" cstate="none"/>
+                          <a:srcRect/>
+                          <a:stretch>
+                            <a:fillRect/>
+                          </a:stretch>
+                        </pic:blipFill>
+                        <pic:spPr bwMode="auto">
+                          <a:xfrm>
+                            <a:off x="0" y="0"/>
+                            <a:ext cx="2857500" cy="2876550"/>
+                          </a:xfrm>
+                          <a:prstGeom prst="rect">
+                            <a:avLst/>
+                          </a:prstGeom>
+                        </pic:spPr>
+                      </pic:pic>
+                    </a:graphicData>
+                  </a:graphic>
+                </wp:inline>
+              </w:drawing>
+            </w:r>
+          </w:p>
+        </w:tc>
+        <w:tc>
+          <w:tcPr>
+            <w:tcW w:type="dxa" w:w="4726"/>
+            <w:tcMar>
+              <w:top w:type="dxa" w:w="40"/>
+              <w:left w:type="dxa" w:w="60"/>
+              <w:bottom w:type="dxa" w:w="40"/>
+              <w:right w:type="dxa" w:w="0"/>
+            </w:tcMar>
+            <w:vAlign w:val="top"/>
+          </w:tcPr>
+          <w:p>
+            <w:pPr>
+              <w:spacing w:after="80" w:line="264"/>
+              <w:ind w:left="300" w:hanging="300"/>
+            </w:pPr>
+            <w:r>
+              <w:rPr>
+                <w:rFonts w:ascii="Calibri" w:cs="Calibri" w:eastAsia="Calibri" w:hAnsi="Calibri"/>
+                <w:b/>
+                <w:bCs/>
+                <w:color w:val="D6104A"/>
+                <w:sz w:val="24"/>
+                <w:szCs w:val="24"/>
+              </w:rPr>
+              <w:t xml:space="preserve">① </w:t>
+            </w:r>
+            <w:r>
+              <w:rPr>
+                <w:rFonts w:ascii="Calibri" w:cs="Calibri" w:eastAsia="Calibri" w:hAnsi="Calibri"/>
+                <w:color w:val="111827"/>
+                <w:sz w:val="21"/>
+                <w:szCs w:val="21"/>
+              </w:rPr>
+              <w:t xml:space="preserve">Nombre, correo y DNI</w:t>
+            </w:r>
+          </w:p>
+          <w:p>
+            <w:pPr>
+              <w:spacing w:after="80" w:line="264"/>
+              <w:ind w:left="300" w:hanging="300"/>
+            </w:pPr>
+            <w:r>
+              <w:rPr>
+                <w:rFonts w:ascii="Calibri" w:cs="Calibri" w:eastAsia="Calibri" w:hAnsi="Calibri"/>
+                <w:b/>
+                <w:bCs/>
+                <w:color w:val="D6104A"/>
+                <w:sz w:val="24"/>
+                <w:szCs w:val="24"/>
+              </w:rPr>
+              <w:t xml:space="preserve">② </w:t>
+            </w:r>
+            <w:r>
+              <w:rPr>
+                <w:rFonts w:ascii="Calibri" w:cs="Calibri" w:eastAsia="Calibri" w:hAnsi="Calibri"/>
+                <w:color w:val="111827"/>
+                <w:sz w:val="21"/>
+                <w:szCs w:val="21"/>
+              </w:rPr>
+              <w:t xml:space="preserve">Con esta clave entra la primera vez</w:t>
+            </w:r>
+          </w:p>
+          <w:p>
+            <w:pPr>
+              <w:spacing w:after="80" w:line="264"/>
+              <w:ind w:left="300" w:hanging="300"/>
+            </w:pPr>
+            <w:r>
+              <w:rPr>
+                <w:rFonts w:ascii="Calibri" w:cs="Calibri" w:eastAsia="Calibri" w:hAnsi="Calibri"/>
+                <w:b/>
+                <w:bCs/>
+                <w:color w:val="D6104A"/>
+                <w:sz w:val="24"/>
+                <w:szCs w:val="24"/>
+              </w:rPr>
+              <w:t xml:space="preserve">③ </w:t>
+            </w:r>
+            <w:r>
+              <w:rPr>
+                <w:rFonts w:ascii="Calibri" w:cs="Calibri" w:eastAsia="Calibri" w:hAnsi="Calibri"/>
+                <w:color w:val="111827"/>
+                <w:sz w:val="21"/>
+                <w:szCs w:val="21"/>
+              </w:rPr>
+              <w:t xml:space="preserve">El banco que va a atender</w:t>
+            </w:r>
+          </w:p>
+        </w:tc>
+      </w:tr>
+    </w:tbl>
+    <w:tbl>
+      <w:tblPr>
+        <w:tblW w:type="dxa" w:w="9026"/>
+        <w:tblBorders>
+          <w:top w:val="none" w:color="FFFFFF" w:sz="0"/>
+          <w:left w:val="single" w:color="0FA36B" w:sz="18"/>
+          <w:bottom w:val="none" w:color="FFFFFF" w:sz="0"/>
+          <w:right w:val="none" w:color="FFFFFF" w:sz="0"/>
+          <w:insideH w:val="none" w:color="FFFFFF" w:sz="0"/>
+          <w:insideV w:val="none" w:color="FFFFFF" w:sz="0"/>
+        </w:tblBorders>
+      </w:tblPr>
+      <w:tblGrid>
+        <w:gridCol w:w="9026"/>
+      </w:tblGrid>
+      <w:tr>
+        <w:trPr>
+          <w:cantSplit/>
+        </w:trPr>
+        <w:tc>
+          <w:tcPr>
+            <w:tcW w:type="dxa" w:w="9026"/>
+            <w:shd w:fill="E9F7F1" w:color="auto" w:val="clear"/>
+            <w:tcMar>
+              <w:top w:type="dxa" w:w="120"/>
+              <w:left w:type="dxa" w:w="160"/>
+              <w:bottom w:type="dxa" w:w="120"/>
+              <w:right w:type="dxa" w:w="160"/>
+            </w:tcMar>
+          </w:tcPr>
+          <w:p>
+            <w:pPr>
+              <w:spacing w:line="276"/>
+            </w:pPr>
+            <w:r>
+              <w:rPr>
+                <w:rFonts w:ascii="Calibri" w:cs="Calibri" w:eastAsia="Calibri" w:hAnsi="Calibri"/>
+                <w:b/>
+                <w:bCs/>
+                <w:color w:val="0A7C5A"/>
+                <w:sz w:val="21"/>
+                <w:szCs w:val="21"/>
+              </w:rPr>
+              <w:t xml:space="preserve">Si son muchos, importá la lista. </w:t>
+            </w:r>
+            <w:r>
+              <w:rPr>
+                <w:rFonts w:ascii="Calibri" w:cs="Calibri" w:eastAsia="Calibri" w:hAnsi="Calibri"/>
+                <w:color w:val="111827"/>
+                <w:sz w:val="21"/>
+                <w:szCs w:val="21"/>
+              </w:rPr>
+              <w:t xml:space="preserve">Con “Importar desde Excel” cargás todo el curso de una vez y elegís a qué banco van; la contraseña inicial de cada uno es su DNI.</w:t>
+            </w:r>
+          </w:p>
+        </w:tc>
+      </w:tr>
+    </w:tbl>
     <w:p>
       <w:pPr>
         <w:pStyle w:val="Heading1"/>
@@ -3969,7 +4559,7 @@
                 <w:sz w:val="21"/>
                 <w:szCs w:val="21"/>
               </w:rPr>
-              <w:t xml:space="preserve">4. La prueba</w:t>
+              <w:t xml:space="preserve">4. Los clientes</w:t>
             </w:r>
           </w:p>
         </w:tc>
@@ -3994,7 +4584,61 @@
                 <w:sz w:val="21"/>
                 <w:szCs w:val="21"/>
               </w:rPr>
-              <w:t xml:space="preserve">Entrá con el usuario de un alumno, mirá el mostrador y emití una tarjeta de prueba.</w:t>
+              <w:t xml:space="preserve">Pedile a cada banco que adhiera en Clientes a los alumnos de tercero que se acerquen. Sin clientes, el mostrador no tiene a quién atender.</w:t>
+            </w:r>
+          </w:p>
+        </w:tc>
+      </w:tr>
+      <w:tr>
+        <w:trPr>
+          <w:cantSplit/>
+        </w:trPr>
+        <w:tc>
+          <w:tcPr>
+            <w:tcW w:type="dxa" w:w="2600"/>
+            <w:tcMar>
+              <w:top w:type="dxa" w:w="90"/>
+              <w:left w:type="dxa" w:w="140"/>
+              <w:bottom w:type="dxa" w:w="90"/>
+              <w:right w:type="dxa" w:w="100"/>
+            </w:tcMar>
+          </w:tcPr>
+          <w:p>
+            <w:r>
+              <w:rPr>
+                <w:rFonts w:ascii="Calibri" w:cs="Calibri" w:eastAsia="Calibri" w:hAnsi="Calibri"/>
+                <w:b/>
+                <w:bCs/>
+                <w:color w:val="111827"/>
+                <w:sz w:val="21"/>
+                <w:szCs w:val="21"/>
+              </w:rPr>
+              <w:t xml:space="preserve">5. La prueba</w:t>
+            </w:r>
+          </w:p>
+        </w:tc>
+        <w:tc>
+          <w:tcPr>
+            <w:tcW w:type="dxa" w:w="6426"/>
+            <w:tcMar>
+              <w:top w:type="dxa" w:w="90"/>
+              <w:left w:type="dxa" w:w="100"/>
+              <w:bottom w:type="dxa" w:w="90"/>
+              <w:right w:type="dxa" w:w="140"/>
+            </w:tcMar>
+          </w:tcPr>
+          <w:p>
+            <w:pPr>
+              <w:spacing w:line="264"/>
+            </w:pPr>
+            <w:r>
+              <w:rPr>
+                <w:rFonts w:ascii="Calibri" w:cs="Calibri" w:eastAsia="Calibri" w:hAnsi="Calibri"/>
+                <w:color w:val="111827"/>
+                <w:sz w:val="21"/>
+                <w:szCs w:val="21"/>
+              </w:rPr>
+              <w:t xml:space="preserve">Entrá con el usuario de un alumno, mirá el mostrador y emití una tarjeta de prueba a un cliente adherido.</w:t>
             </w:r>
           </w:p>
         </w:tc>
@@ -4279,7 +4923,7 @@
           <w:sz w:val="30"/>
           <w:szCs w:val="30"/>
         </w:rPr>
-        <w:t xml:space="preserve">Cuatro palabras</w:t>
+        <w:t xml:space="preserve">Seis palabras</w:t>
       </w:r>
     </w:p>
     <w:tbl>
@@ -4298,6 +4942,114 @@
         <w:gridCol w:w="2200"/>
         <w:gridCol w:w="6826"/>
       </w:tblGrid>
+      <w:tr>
+        <w:trPr>
+          <w:cantSplit/>
+        </w:trPr>
+        <w:tc>
+          <w:tcPr>
+            <w:tcW w:type="dxa" w:w="2200"/>
+            <w:tcMar>
+              <w:top w:type="dxa" w:w="90"/>
+              <w:left w:type="dxa" w:w="140"/>
+              <w:bottom w:type="dxa" w:w="90"/>
+              <w:right w:type="dxa" w:w="100"/>
+            </w:tcMar>
+          </w:tcPr>
+          <w:p>
+            <w:r>
+              <w:rPr>
+                <w:rFonts w:ascii="Calibri" w:cs="Calibri" w:eastAsia="Calibri" w:hAnsi="Calibri"/>
+                <w:b/>
+                <w:bCs/>
+                <w:color w:val="111827"/>
+                <w:sz w:val="21"/>
+                <w:szCs w:val="21"/>
+              </w:rPr>
+              <w:t xml:space="preserve">Adhesión</w:t>
+            </w:r>
+          </w:p>
+        </w:tc>
+        <w:tc>
+          <w:tcPr>
+            <w:tcW w:type="dxa" w:w="6826"/>
+            <w:tcMar>
+              <w:top w:type="dxa" w:w="90"/>
+              <w:left w:type="dxa" w:w="100"/>
+              <w:bottom w:type="dxa" w:w="90"/>
+              <w:right w:type="dxa" w:w="140"/>
+            </w:tcMar>
+          </w:tcPr>
+          <w:p>
+            <w:pPr>
+              <w:spacing w:line="264"/>
+            </w:pPr>
+            <w:r>
+              <w:rPr>
+                <w:rFonts w:ascii="Calibri" w:cs="Calibri" w:eastAsia="Calibri" w:hAnsi="Calibri"/>
+                <w:color w:val="111827"/>
+                <w:sz w:val="21"/>
+                <w:szCs w:val="21"/>
+              </w:rPr>
+              <w:t xml:space="preserve">El alta de un alumno de tercero como cliente de un banco. La carga un empleado de quinto en el mostrador; los papeles se hacen en persona.</w:t>
+            </w:r>
+          </w:p>
+        </w:tc>
+      </w:tr>
+      <w:tr>
+        <w:trPr>
+          <w:cantSplit/>
+        </w:trPr>
+        <w:tc>
+          <w:tcPr>
+            <w:tcW w:type="dxa" w:w="2200"/>
+            <w:tcMar>
+              <w:top w:type="dxa" w:w="90"/>
+              <w:left w:type="dxa" w:w="140"/>
+              <w:bottom w:type="dxa" w:w="90"/>
+              <w:right w:type="dxa" w:w="100"/>
+            </w:tcMar>
+          </w:tcPr>
+          <w:p>
+            <w:r>
+              <w:rPr>
+                <w:rFonts w:ascii="Calibri" w:cs="Calibri" w:eastAsia="Calibri" w:hAnsi="Calibri"/>
+                <w:b/>
+                <w:bCs/>
+                <w:color w:val="111827"/>
+                <w:sz w:val="21"/>
+                <w:szCs w:val="21"/>
+              </w:rPr>
+              <w:t xml:space="preserve">Banco principal</w:t>
+            </w:r>
+          </w:p>
+        </w:tc>
+        <w:tc>
+          <w:tcPr>
+            <w:tcW w:type="dxa" w:w="6826"/>
+            <w:tcMar>
+              <w:top w:type="dxa" w:w="90"/>
+              <w:left w:type="dxa" w:w="100"/>
+              <w:bottom w:type="dxa" w:w="90"/>
+              <w:right w:type="dxa" w:w="140"/>
+            </w:tcMar>
+          </w:tcPr>
+          <w:p>
+            <w:pPr>
+              <w:spacing w:line="264"/>
+            </w:pPr>
+            <w:r>
+              <w:rPr>
+                <w:rFonts w:ascii="Calibri" w:cs="Calibri" w:eastAsia="Calibri" w:hAnsi="Calibri"/>
+                <w:color w:val="111827"/>
+                <w:sz w:val="21"/>
+                <w:szCs w:val="21"/>
+              </w:rPr>
+              <w:t xml:space="preserve">El primer banco al que se adhirió un alumno. Puede ser cliente de varios.</w:t>
+            </w:r>
+          </w:p>
+        </w:tc>
+      </w:tr>
       <w:tr>
         <w:trPr>
           <w:cantSplit/>
